--- a/docs/irb/project/gaze-contingency-participant-materials-draft.docx
+++ b/docs/irb/project/gaze-contingency-participant-materials-draft.docx
@@ -751,7 +751,7 @@
         <w:spacing w:after="60"/>
       </w:pPr>
       <w:r>
-        <w:t>Explain: find the announced color-shape target as quickly and accurately as possible; select by continuous gaze dwell; continue after a wrong selection; spoken hints may be used or ignored.</w:t>
+        <w:t>Explain: locate the announced color-shape target as quickly and accurately as possible; select by continuous gaze dwell; continue after a wrong selection; spoken hints may be used or ignored.</w:t>
       </w:r>
     </w:p>
     <w:p>
